--- a/artifacts/HR-02/build/resume-ca-116.docx
+++ b/artifacts/HR-02/build/resume-ca-116.docx
@@ -2,13 +2,13 @@
 <file path=word/document.xml><?xml version="1.0" encoding="utf-8"?>
 <w:document xmlns:w="http://schemas.openxmlformats.org/wordprocessingml/2006/main" xmlns:m="http://schemas.openxmlformats.org/officeDocument/2006/math" xmlns:r="http://schemas.openxmlformats.org/officeDocument/2006/relationships" xmlns:o="urn:schemas-microsoft-com:office:office" xmlns:v="urn:schemas-microsoft-com:vml" xmlns:w10="urn:schemas-microsoft-com:office:word" xmlns:a="http://schemas.openxmlformats.org/drawingml/2006/main" xmlns:pic="http://schemas.openxmlformats.org/drawingml/2006/picture" xmlns:wp="http://schemas.openxmlformats.org/drawingml/2006/wordprocessingDrawing">
   <w:body>
-    <w:bookmarkStart w:id="16" w:name="meriel-dunwiddie"/>
+    <w:bookmarkStart w:id="16" w:name="meriel-corvinthwaite"/>
     <w:p>
       <w:pPr>
         <w:pStyle w:val="Heading1"/>
       </w:pPr>
       <w:r>
-        <w:t xml:space="preserve">Meriel Dunwiddie</w:t>
+        <w:t xml:space="preserve">Meriel Corvinthwaite</w:t>
       </w:r>
     </w:p>
     <w:p>
@@ -56,7 +56,7 @@
         </w:numPr>
       </w:pPr>
       <w:r>
-        <w:t xml:space="preserve">Contact: meriel.dunwiddie@mailbox.example</w:t>
+        <w:t xml:space="preserve">Contact: meriel.corvinthwaite@mailbox.example</w:t>
       </w:r>
     </w:p>
     <w:bookmarkStart w:id="9" w:name="summary"/>

--- a/artifacts/HR-02/build/resume-ca-116.docx
+++ b/artifacts/HR-02/build/resume-ca-116.docx
@@ -32,7 +32,7 @@
         </w:numPr>
       </w:pPr>
       <w:r>
-        <w:t xml:space="preserve">Requisition ID: RQN-2026-0105</w:t>
+        <w:t xml:space="preserve">Requisition ID: RQN-2026-0106</w:t>
       </w:r>
     </w:p>
     <w:p>
@@ -73,7 +73,7 @@
         <w:pStyle w:val="FirstParagraph"/>
       </w:pPr>
       <w:r>
-        <w:t xml:space="preserve">Backend engineer working on integrations, mostly between systems that were never designed to meet. I have learned to ask what a field means to the person sending it before I write anything that reads it, which is slower at the start and much faster afterwards.</w:t>
+        <w:t xml:space="preserve">Operations analyst working on the joins between organizations that were never designed to meet. I have learned to ask what a field means to the person sending it before I write anything that reads it, which is slower at the start and much faster afterwards.</w:t>
       </w:r>
     </w:p>
     <w:bookmarkEnd w:id="9"/>
@@ -86,13 +86,13 @@
         <w:t xml:space="preserve">Experience</w:t>
       </w:r>
     </w:p>
-    <w:bookmarkStart w:id="10" w:name="X7126594fa0b97c8c9bb0f9b87ddc32dd8cdcbe5"/>
+    <w:bookmarkStart w:id="10" w:name="X78e0688f8fc278860d307d489662b97e1eef679"/>
     <w:p>
       <w:pPr>
         <w:pStyle w:val="Heading3"/>
       </w:pPr>
       <w:r>
-        <w:t xml:space="preserve">Software Engineer, a mid sized business software company, 2 years 11 months</w:t>
+        <w:t xml:space="preserve">Operations Analyst, a mid sized business services company, 2 years 11 months</w:t>
       </w:r>
     </w:p>
     <w:p>
@@ -104,7 +104,7 @@
         </w:numPr>
       </w:pPr>
       <w:r>
-        <w:t xml:space="preserve">Build and own the integrations between a customer records product and the systems its customers already run.</w:t>
+        <w:t xml:space="preserve">Build and own the working arrangements between a customer records product and the systems its customers already run.</w:t>
       </w:r>
     </w:p>
     <w:p>
@@ -116,7 +116,7 @@
         </w:numPr>
       </w:pPr>
       <w:r>
-        <w:t xml:space="preserve">Split an inbound field that carried two meanings depending on the sender, and left the ambiguous one alone until the readers had moved across.</w:t>
+        <w:t xml:space="preserve">Split an inbound field that carried two meanings depending on the sender, and left the ambiguous version alone until the readers had moved across.</w:t>
       </w:r>
     </w:p>
     <w:p>
@@ -140,17 +140,17 @@
         </w:numPr>
       </w:pPr>
       <w:r>
-        <w:t xml:space="preserve">Carry the on call rotation for the integrations and keep a written record of what each failure turned out to be.</w:t>
+        <w:t xml:space="preserve">Carry the out of hours rota for those arrangements and keep a written record of what each failure turned out to be.</w:t>
       </w:r>
     </w:p>
     <w:bookmarkEnd w:id="10"/>
-    <w:bookmarkStart w:id="11" w:name="Xf32ffed4f94154964e597f0c98ffc74f91128c6"/>
+    <w:bookmarkStart w:id="11" w:name="Xebcce7e7756f86633d07f44ae7c3c13b48967b8"/>
     <w:p>
       <w:pPr>
         <w:pStyle w:val="Heading3"/>
       </w:pPr>
       <w:r>
-        <w:t xml:space="preserve">Software Engineer, a small business software company, 2 years 3 months</w:t>
+        <w:t xml:space="preserve">Onboarding Specialist, a small business services company, 2 years 3 months</w:t>
       </w:r>
     </w:p>
     <w:p>
@@ -162,7 +162,7 @@
         </w:numPr>
       </w:pPr>
       <w:r>
-        <w:t xml:space="preserve">Built the import tooling for a data migration and the validation in front of it.</w:t>
+        <w:t xml:space="preserve">Built the import routine for a record migration and the validation in front of it.</w:t>
       </w:r>
     </w:p>
     <w:p>
@@ -177,6 +177,18 @@
         <w:t xml:space="preserve">Worked with a customer facing group who did not report to me on what an import failure should tell the customer, rather than what it told us.</w:t>
       </w:r>
     </w:p>
+    <w:p>
+      <w:pPr>
+        <w:pStyle w:val="Compact"/>
+        <w:numPr>
+          <w:ilvl w:val="0"/>
+          <w:numId w:val="1003"/>
+        </w:numPr>
+      </w:pPr>
+      <w:r>
+        <w:t xml:space="preserve">Told that group which two checks would not be ready for the first wave, and when they would be.</w:t>
+      </w:r>
+    </w:p>
     <w:bookmarkEnd w:id="11"/>
     <w:bookmarkEnd w:id="12"/>
     <w:bookmarkStart w:id="14" w:name="education"/>
@@ -217,7 +229,7 @@
         </w:numPr>
       </w:pPr>
       <w:r>
-        <w:t xml:space="preserve">Integration developer associate, current.</w:t>
+        <w:t xml:space="preserve">Integration operations associate, current.</w:t>
       </w:r>
     </w:p>
     <w:bookmarkEnd w:id="15"/>

--- a/artifacts/HR-02/build/resume-ca-116.docx
+++ b/artifacts/HR-02/build/resume-ca-116.docx
@@ -186,7 +186,7 @@
         </w:numPr>
       </w:pPr>
       <w:r>
-        <w:t xml:space="preserve">Told that group which two checks would not be ready for the first wave, and when they would be.</w:t>
+        <w:t xml:space="preserve">Two checks would not be ready for the first wave, flagged early and confirmed with dates before the wave started.</w:t>
       </w:r>
     </w:p>
     <w:bookmarkEnd w:id="11"/>
